--- a/public/convenios/PRO-01.docx
+++ b/public/convenios/PRO-01.docx
@@ -708,14 +708,14 @@
         <w:rPr>
           <w:rFonts w:ascii="Aptos" w:hAnsi="Aptos"/>
         </w:rPr>
-        <w:t xml:space="preserve">registrada como __________ el día __________e inscrita con el número __________. </w:t>
+        <w:t xml:space="preserve">registrada como {{REGISTRADA_COMO}} el día {{FECHA_REGISTRO}} e inscrita con el número {{NUMERO_INSCRIPCION}}. </w:t>
       </w:r>
       <w:r>
         <w:rPr>
           <w:rFonts w:ascii="Aptos" w:hAnsi="Aptos"/>
           <w:noProof/>
         </w:rPr>
-        <w:t xml:space="preserve">en el Registro __________ que actúa representada en este acto por Dª. {{REPRESENTANTE}} con DNI en vigor número {{DNI_REPRESENTANTE}}. en calidad de {{CARGO}}</w:t>
+        <w:t xml:space="preserve">en el Registro {{REGISTRO_MAESTRO}} que actúa representada en este acto por Dª. {{REPRESENTANTE}} con DNI en vigor número {{DNI_REPRESENTANTE}}. en calidad de {{CARGO}}</w:t>
       </w:r>
       <w:r>
         <w:rPr>
